--- a/New Tech Resume 2018.docx
+++ b/New Tech Resume 2018.docx
@@ -194,7 +194,7 @@
           <w:sz w:val="26"/>
           <w:szCs w:val="26"/>
         </w:rPr>
-        <w:t>writing software</w:t>
+        <w:t xml:space="preserve">writing </w:t>
       </w:r>
       <w:r>
         <w:rPr>
@@ -204,7 +204,7 @@
           <w:sz w:val="26"/>
           <w:szCs w:val="26"/>
         </w:rPr>
-        <w:t xml:space="preserve"> </w:t>
+        <w:t>software that solves complex problems and improves people’s lives.</w:t>
       </w:r>
       <w:r>
         <w:rPr>
@@ -214,70 +214,6 @@
           <w:sz w:val="26"/>
           <w:szCs w:val="26"/>
         </w:rPr>
-        <w:t>to solve</w:t>
-      </w:r>
-      <w:r>
-        <w:rPr>
-          <w:rFonts w:ascii="Gill Sans Light" w:hAnsi="Gill Sans Light" w:cs="Gill Sans Light"/>
-          <w:i/>
-          <w:iCs/>
-          <w:sz w:val="26"/>
-          <w:szCs w:val="26"/>
-        </w:rPr>
-        <w:t xml:space="preserve"> complex problems</w:t>
-      </w:r>
-      <w:r>
-        <w:rPr>
-          <w:rFonts w:ascii="Gill Sans Light" w:hAnsi="Gill Sans Light" w:cs="Gill Sans Light"/>
-          <w:i/>
-          <w:iCs/>
-          <w:sz w:val="26"/>
-          <w:szCs w:val="26"/>
-        </w:rPr>
-        <w:t xml:space="preserve"> and</w:t>
-      </w:r>
-      <w:r>
-        <w:rPr>
-          <w:rFonts w:ascii="Gill Sans Light" w:hAnsi="Gill Sans Light" w:cs="Gill Sans Light"/>
-          <w:i/>
-          <w:iCs/>
-          <w:sz w:val="26"/>
-          <w:szCs w:val="26"/>
-        </w:rPr>
-        <w:t xml:space="preserve"> </w:t>
-      </w:r>
-      <w:r>
-        <w:rPr>
-          <w:rFonts w:ascii="Gill Sans Light" w:hAnsi="Gill Sans Light" w:cs="Gill Sans Light"/>
-          <w:b/>
-          <w:bCs/>
-          <w:i/>
-          <w:iCs/>
-          <w:sz w:val="26"/>
-          <w:szCs w:val="26"/>
-        </w:rPr>
-        <w:t xml:space="preserve">something </w:t>
-      </w:r>
-      <w:r>
-        <w:rPr>
-          <w:rFonts w:ascii="Gill Sans Light" w:hAnsi="Gill Sans Light" w:cs="Gill Sans Light"/>
-          <w:b/>
-          <w:bCs/>
-          <w:i/>
-          <w:iCs/>
-          <w:sz w:val="26"/>
-          <w:szCs w:val="26"/>
-        </w:rPr>
-        <w:t>based on company.</w:t>
-      </w:r>
-      <w:r>
-        <w:rPr>
-          <w:rFonts w:ascii="Gill Sans Light" w:hAnsi="Gill Sans Light" w:cs="Gill Sans Light"/>
-          <w:i/>
-          <w:iCs/>
-          <w:sz w:val="26"/>
-          <w:szCs w:val="26"/>
-        </w:rPr>
         <w:br/>
       </w:r>
     </w:p>
@@ -426,7 +362,15 @@
           <w:i/>
           <w:iCs/>
         </w:rPr>
-        <w:t xml:space="preserve">Summa Cum Laude </w:t>
+        <w:t>summa cum l</w:t>
+      </w:r>
+      <w:r>
+        <w:rPr>
+          <w:rFonts w:ascii="Gill Sans Light" w:hAnsi="Gill Sans Light" w:cs="Gill Sans Light"/>
+          <w:i/>
+          <w:iCs/>
+        </w:rPr>
+        <w:t xml:space="preserve">aude </w:t>
       </w:r>
       <w:r>
         <w:rPr>
@@ -472,30 +416,49 @@
         <w:spacing w:before="140" w:after="100"/>
         <w:ind w:left="432"/>
         <w:rPr>
-          <w:rFonts w:ascii="Gill Sans Light" w:hAnsi="Gill Sans Light" w:cs="Gill Sans Light"/>
-        </w:rPr>
-      </w:pPr>
-      <w:r>
-        <w:rPr>
           <w:rFonts w:ascii="Gill Sans SemiBold" w:hAnsi="Gill Sans SemiBold" w:cs="Gill Sans Light"/>
         </w:rPr>
+      </w:pPr>
+      <w:r>
+        <w:rPr>
+          <w:rFonts w:ascii="Gill Sans SemiBold" w:hAnsi="Gill Sans SemiBold" w:cs="Gill Sans Light"/>
+        </w:rPr>
+        <w:t>Language</w:t>
+      </w:r>
+      <w:r>
+        <w:rPr>
+          <w:rFonts w:ascii="Gill Sans SemiBold" w:hAnsi="Gill Sans SemiBold" w:cs="Gill Sans Light"/>
+        </w:rPr>
+        <w:t>s:</w:t>
+      </w:r>
+      <w:r>
+        <w:rPr>
+          <w:rFonts w:ascii="Gill Sans SemiBold" w:hAnsi="Gill Sans SemiBold" w:cs="Gill Sans Light"/>
+        </w:rPr>
+        <w:t xml:space="preserve"> </w:t>
+      </w:r>
+      <w:r>
+        <w:rPr>
+          <w:rFonts w:ascii="Gill Sans Light" w:hAnsi="Gill Sans Light" w:cs="Gill Sans Light"/>
+        </w:rPr>
+        <w:t>(</w:t>
+      </w:r>
+      <w:r>
+        <w:rPr>
+          <w:rFonts w:ascii="Gill Sans Light" w:hAnsi="Gill Sans Light" w:cs="Gill Sans Light"/>
+          <w:i/>
+        </w:rPr>
         <w:t>Experienced</w:t>
       </w:r>
       <w:r>
         <w:rPr>
-          <w:rFonts w:ascii="Gill Sans SemiBold" w:hAnsi="Gill Sans SemiBold" w:cs="Gill Sans Light"/>
-        </w:rPr>
-        <w:t xml:space="preserve"> Language</w:t>
-      </w:r>
-      <w:r>
-        <w:rPr>
-          <w:rFonts w:ascii="Gill Sans SemiBold" w:hAnsi="Gill Sans SemiBold" w:cs="Gill Sans Light"/>
-        </w:rPr>
-        <w:t>s:</w:t>
-      </w:r>
-      <w:r>
-        <w:rPr>
-          <w:rFonts w:ascii="Gill Sans SemiBold" w:hAnsi="Gill Sans SemiBold" w:cs="Gill Sans Light"/>
+          <w:rFonts w:ascii="Gill Sans Light" w:hAnsi="Gill Sans Light" w:cs="Gill Sans Light"/>
+        </w:rPr>
+        <w:t>)</w:t>
+      </w:r>
+      <w:r>
+        <w:rPr>
+          <w:rFonts w:ascii="Gill Sans Light" w:hAnsi="Gill Sans Light" w:cs="Gill Sans Light"/>
         </w:rPr>
         <w:t xml:space="preserve"> </w:t>
       </w:r>
@@ -503,7 +466,94 @@
         <w:rPr>
           <w:rFonts w:ascii="Gill Sans Light" w:hAnsi="Gill Sans Light" w:cs="Gill Sans Light"/>
         </w:rPr>
-        <w:t>Ruby, Python, Scala, Java, SQL</w:t>
+        <w:t>Ruby, Python, Scala, Java</w:t>
+      </w:r>
+      <w:r>
+        <w:rPr>
+          <w:rFonts w:ascii="Gill Sans Light" w:hAnsi="Gill Sans Light" w:cs="Gill Sans Light"/>
+        </w:rPr>
+        <w:t xml:space="preserve">. </w:t>
+      </w:r>
+      <w:r>
+        <w:rPr>
+          <w:rFonts w:ascii="Gill Sans Light" w:hAnsi="Gill Sans Light" w:cs="Gill Sans Light"/>
+        </w:rPr>
+        <w:t>(</w:t>
+      </w:r>
+      <w:r>
+        <w:rPr>
+          <w:rFonts w:ascii="Gill Sans Light" w:hAnsi="Gill Sans Light" w:cs="Gill Sans Light"/>
+          <w:i/>
+        </w:rPr>
+        <w:t>Familiar</w:t>
+      </w:r>
+      <w:r>
+        <w:rPr>
+          <w:rFonts w:ascii="Gill Sans Light" w:hAnsi="Gill Sans Light" w:cs="Gill Sans Light"/>
+        </w:rPr>
+        <w:t>)</w:t>
+      </w:r>
+      <w:r>
+        <w:rPr>
+          <w:rFonts w:ascii="Gill Sans Light" w:hAnsi="Gill Sans Light" w:cs="Gill Sans Light"/>
+        </w:rPr>
+        <w:t xml:space="preserve"> </w:t>
+      </w:r>
+      <w:r>
+        <w:rPr>
+          <w:rFonts w:ascii="Gill Sans Light" w:hAnsi="Gill Sans Light" w:cs="Gill Sans Light"/>
+        </w:rPr>
+        <w:t xml:space="preserve">SQL, </w:t>
+      </w:r>
+      <w:bookmarkStart w:id="0" w:name="_GoBack"/>
+      <w:bookmarkEnd w:id="0"/>
+      <w:r>
+        <w:rPr>
+          <w:rFonts w:ascii="Gill Sans Light" w:hAnsi="Gill Sans Light"/>
+        </w:rPr>
+        <w:t>C,</w:t>
+      </w:r>
+      <w:r>
+        <w:rPr>
+          <w:rFonts w:ascii="Gill Sans Light" w:hAnsi="Gill Sans Light"/>
+        </w:rPr>
+        <w:t xml:space="preserve"> </w:t>
+      </w:r>
+      <w:r>
+        <w:rPr>
+          <w:rFonts w:ascii="Gill Sans Light" w:hAnsi="Gill Sans Light"/>
+        </w:rPr>
+        <w:t>JavaScript</w:t>
+      </w:r>
+      <w:r>
+        <w:rPr>
+          <w:rFonts w:ascii="Gill Sans Light" w:hAnsi="Gill Sans Light"/>
+        </w:rPr>
+        <w:t>,</w:t>
+      </w:r>
+      <w:r>
+        <w:rPr>
+          <w:rFonts w:ascii="Gill Sans Light" w:hAnsi="Gill Sans Light"/>
+        </w:rPr>
+        <w:t xml:space="preserve"> </w:t>
+      </w:r>
+      <w:r>
+        <w:rPr>
+          <w:rFonts w:ascii="Gill Sans Light" w:hAnsi="Gill Sans Light"/>
+        </w:rPr>
+        <w:t>Haskell</w:t>
+      </w:r>
+      <w:r>
+        <w:rPr>
+          <w:rFonts w:ascii="Gill Sans Light" w:hAnsi="Gill Sans Light"/>
+        </w:rPr>
+        <w:t>, PHP, HTML</w:t>
+      </w:r>
+      <w:r>
+        <w:rPr>
+          <w:rFonts w:ascii="Gill Sans Light" w:hAnsi="Gill Sans Light"/>
+        </w:rPr>
+        <w:t>, CSS.</w:t>
       </w:r>
     </w:p>
     <w:p>
@@ -518,7 +568,7 @@
           <w:tab w:val="left" w:pos="4320"/>
           <w:tab w:val="right" w:pos="10800"/>
         </w:tabs>
-        <w:spacing w:before="140" w:after="100"/>
+        <w:spacing w:before="140"/>
         <w:ind w:left="432"/>
         <w:rPr>
           <w:rFonts w:ascii="Gill Sans SemiBold" w:hAnsi="Gill Sans SemiBold" w:cs="Gill Sans Light"/>
@@ -528,31 +578,37 @@
         <w:rPr>
           <w:rFonts w:ascii="Gill Sans SemiBold" w:hAnsi="Gill Sans SemiBold" w:cs="Gill Sans Light"/>
         </w:rPr>
-        <w:t xml:space="preserve">Familiar </w:t>
+        <w:t>Frameworks/Applications</w:t>
       </w:r>
       <w:r>
         <w:rPr>
           <w:rFonts w:ascii="Gill Sans SemiBold" w:hAnsi="Gill Sans SemiBold" w:cs="Gill Sans Light"/>
         </w:rPr>
-        <w:t>Languages</w:t>
+        <w:t>:</w:t>
       </w:r>
       <w:r>
         <w:rPr>
           <w:rFonts w:ascii="Gill Sans SemiBold" w:hAnsi="Gill Sans SemiBold" w:cs="Gill Sans Light"/>
         </w:rPr>
-        <w:t>:</w:t>
-      </w:r>
-      <w:r>
-        <w:rPr>
-          <w:rFonts w:ascii="Gill Sans SemiBold" w:hAnsi="Gill Sans SemiBold" w:cs="Gill Sans Light"/>
-        </w:rPr>
         <w:t xml:space="preserve"> </w:t>
       </w:r>
       <w:r>
         <w:rPr>
-          <w:rFonts w:ascii="Gill Sans Light" w:hAnsi="Gill Sans Light"/>
-        </w:rPr>
-        <w:t>C, Bash, PHP, HTML, CSS, JavaScript</w:t>
+          <w:rFonts w:ascii="Gill Sans Light" w:hAnsi="Gill Sans Light" w:cs="Gill Sans Light" w:hint="cs"/>
+        </w:rPr>
+        <w:t>Ruby on Rails, Django, Postgres, Nginx, Unicorn, Jetty</w:t>
+      </w:r>
+      <w:r>
+        <w:rPr>
+          <w:rFonts w:ascii="Gill Sans Light" w:hAnsi="Gill Sans Light" w:cs="Gill Sans Light"/>
+        </w:rPr>
+        <w:t>, Git</w:t>
+      </w:r>
+      <w:r>
+        <w:rPr>
+          <w:rFonts w:ascii="Gill Sans Light" w:hAnsi="Gill Sans Light" w:cs="Gill Sans Light"/>
+        </w:rPr>
+        <w:t>.</w:t>
       </w:r>
     </w:p>
     <w:p>
@@ -562,8 +618,8 @@
           <w:tab w:val="left" w:pos="720"/>
           <w:tab w:val="left" w:pos="1440"/>
         </w:tabs>
-        <w:spacing w:before="140" w:after="100"/>
-        <w:ind w:left="432"/>
+        <w:spacing w:before="140"/>
+        <w:ind w:left="1094" w:hanging="662"/>
         <w:rPr>
           <w:rFonts w:ascii="Gill Sans Light" w:hAnsi="Gill Sans Light" w:cs="Gill Sans Light"/>
         </w:rPr>
@@ -590,87 +646,15 @@
       </w:r>
       <w:r>
         <w:rPr>
-          <w:rFonts w:ascii="Gill Sans Light" w:hAnsi="Gill Sans Light" w:cs="Gill Sans Light"/>
-        </w:rPr>
-        <w:t xml:space="preserve">3x speaker at </w:t>
-      </w:r>
-      <w:r>
-        <w:rPr>
-          <w:rFonts w:ascii="Gill Sans Light" w:hAnsi="Gill Sans Light" w:cs="Gill Sans Light"/>
-        </w:rPr>
-        <w:t>Engineering</w:t>
-      </w:r>
-      <w:r>
-        <w:rPr>
-          <w:rFonts w:ascii="Gill Sans Light" w:hAnsi="Gill Sans Light" w:cs="Gill Sans Light"/>
-        </w:rPr>
-        <w:t xml:space="preserve"> </w:t>
-      </w:r>
-      <w:r>
-        <w:rPr>
-          <w:rFonts w:ascii="Gill Sans Light" w:hAnsi="Gill Sans Light" w:cs="Gill Sans Light"/>
-        </w:rPr>
-        <w:t>M</w:t>
-      </w:r>
-      <w:r>
-        <w:rPr>
-          <w:rFonts w:ascii="Gill Sans Light" w:hAnsi="Gill Sans Light" w:cs="Gill Sans Light"/>
-        </w:rPr>
-        <w:t>eetup</w:t>
-      </w:r>
-      <w:r>
-        <w:rPr>
-          <w:rFonts w:ascii="Gill Sans Light" w:hAnsi="Gill Sans Light" w:cs="Gill Sans Light"/>
-        </w:rPr>
-        <w:t>.</w:t>
-      </w:r>
-      <w:r>
-        <w:rPr>
-          <w:rFonts w:ascii="Gill Sans Light" w:hAnsi="Gill Sans Light" w:cs="Gill Sans Light"/>
-        </w:rPr>
-        <w:t xml:space="preserve"> </w:t>
-      </w:r>
-      <w:r>
-        <w:rPr>
-          <w:rFonts w:ascii="Gill Sans Light" w:hAnsi="Gill Sans Light" w:cs="Gill Sans Light"/>
-        </w:rPr>
-        <w:t>Organized weekly group study</w:t>
-      </w:r>
-      <w:r>
-        <w:rPr>
-          <w:rFonts w:ascii="Gill Sans Light" w:hAnsi="Gill Sans Light" w:cs="Gill Sans Light"/>
-        </w:rPr>
-        <w:t>.</w:t>
-      </w:r>
-      <w:r>
-        <w:rPr>
-          <w:rFonts w:ascii="Gill Sans Light" w:hAnsi="Gill Sans Light" w:cs="Gill Sans Light"/>
-        </w:rPr>
-        <w:t xml:space="preserve"> </w:t>
-      </w:r>
-      <w:r>
-        <w:rPr>
-          <w:rFonts w:ascii="Gill Sans Light" w:hAnsi="Gill Sans Light" w:cs="Gill Sans Light"/>
-        </w:rPr>
-        <w:t xml:space="preserve">Planned </w:t>
-      </w:r>
-      <w:r>
-        <w:rPr>
-          <w:rFonts w:ascii="Gill Sans Light" w:hAnsi="Gill Sans Light" w:cs="Gill Sans Light"/>
-        </w:rPr>
-        <w:t>office P</w:t>
-      </w:r>
-      <w:r>
-        <w:rPr>
-          <w:rFonts w:ascii="Gill Sans Light" w:hAnsi="Gill Sans Light" w:cs="Gill Sans Light"/>
-        </w:rPr>
-        <w:t>ride event</w:t>
-      </w:r>
-      <w:r>
-        <w:rPr>
-          <w:rFonts w:ascii="Gill Sans Light" w:hAnsi="Gill Sans Light" w:cs="Gill Sans Light"/>
-        </w:rPr>
-        <w:t>.</w:t>
+          <w:rFonts w:ascii="Gill Sans Light" w:hAnsi="Gill Sans Light" w:cs="Gill Sans Light" w:hint="cs"/>
+        </w:rPr>
+        <w:t>3x speaker at Meraki’s “Engineering Meetup.” Organized 10-week long Computer Networking study group. Planned office-wide, Pride Month scavenge</w:t>
+      </w:r>
+      <w:r>
+        <w:rPr>
+          <w:rFonts w:ascii="Gill Sans Light" w:hAnsi="Gill Sans Light" w:cs="Gill Sans Light" w:hint="cs"/>
+        </w:rPr>
+        <w:t>r hunt.</w:t>
       </w:r>
     </w:p>
     <w:p>
@@ -1006,8 +990,6 @@
         </w:rPr>
         <w:t>number</w:t>
       </w:r>
-      <w:bookmarkStart w:id="0" w:name="_GoBack"/>
-      <w:bookmarkEnd w:id="0"/>
       <w:r>
         <w:rPr>
           <w:rFonts w:ascii="Gill Sans Light" w:hAnsi="Gill Sans Light" w:cs="Gill Sans Light"/>
@@ -1100,7 +1082,19 @@
         <w:rPr>
           <w:rFonts w:ascii="Gill Sans Light" w:hAnsi="Gill Sans Light" w:cs="Gill Sans Light"/>
         </w:rPr>
-        <w:t>ecruited at Lesbians Who Tech, advocated for increased group presence during new hire on-boarding</w:t>
+        <w:t>ecruited at Lesbians Who Tech, advocated for increased gr</w:t>
+      </w:r>
+      <w:r>
+        <w:rPr>
+          <w:rFonts w:ascii="Gill Sans Light" w:hAnsi="Gill Sans Light" w:cs="Gill Sans Light"/>
+        </w:rPr>
+        <w:t>oup presence during new hire on</w:t>
+      </w:r>
+      <w:r>
+        <w:rPr>
+          <w:rFonts w:ascii="Gill Sans Light" w:hAnsi="Gill Sans Light" w:cs="Gill Sans Light"/>
+        </w:rPr>
+        <w:t>boarding</w:t>
       </w:r>
       <w:r>
         <w:rPr>
@@ -1801,7 +1795,13 @@
         <w:rPr>
           <w:rFonts w:ascii="Gill Sans Light" w:hAnsi="Gill Sans Light" w:cs="Gill Sans Light"/>
         </w:rPr>
-        <w:t xml:space="preserve"> disjoint set forests.</w:t>
+        <w:t xml:space="preserve"> disjoint-</w:t>
+      </w:r>
+      <w:r>
+        <w:rPr>
+          <w:rFonts w:ascii="Gill Sans Light" w:hAnsi="Gill Sans Light" w:cs="Gill Sans Light"/>
+        </w:rPr>
+        <w:t>set forests.</w:t>
       </w:r>
       <w:r>
         <w:rPr>
@@ -1891,7 +1891,19 @@
         <w:rPr>
           <w:rFonts w:ascii="Gill Sans Light" w:hAnsi="Gill Sans Light" w:cs="Gill Sans Light"/>
         </w:rPr>
-        <w:t>6-7</w:t>
+        <w:t>6-</w:t>
+      </w:r>
+      <w:r>
+        <w:rPr>
+          <w:rFonts w:ascii="Gill Sans Light" w:hAnsi="Gill Sans Light" w:cs="Gill Sans Light"/>
+        </w:rPr>
+        <w:t>1</w:t>
+      </w:r>
+      <w:r>
+        <w:rPr>
+          <w:rFonts w:ascii="Gill Sans Light" w:hAnsi="Gill Sans Light" w:cs="Gill Sans Light"/>
+        </w:rPr>
+        <w:t>7</w:t>
       </w:r>
     </w:p>
     <w:p>
@@ -2085,7 +2097,7 @@
     </w:p>
     <w:sectPr>
       <w:pgSz w:w="12240" w:h="15840"/>
-      <w:pgMar w:top="648" w:right="720" w:bottom="720" w:left="720" w:header="720" w:footer="720" w:gutter="0"/>
+      <w:pgMar w:top="605" w:right="720" w:bottom="605" w:left="720" w:header="720" w:footer="720" w:gutter="0"/>
       <w:cols w:space="720"/>
     </w:sectPr>
   </w:body>
@@ -7357,7 +7369,6 @@
   <w:style w:type="character" w:default="1" w:styleId="DefaultParagraphFont">
     <w:name w:val="Default Paragraph Font"/>
     <w:uiPriority w:val="1"/>
-    <w:semiHidden/>
     <w:unhideWhenUsed/>
   </w:style>
   <w:style w:type="table" w:default="1" w:styleId="TableNormal">
@@ -7818,7 +7829,7 @@
 </file>
 
 <file path=customXml/itemProps1.xml><?xml version="1.0" encoding="utf-8"?>
-<ds:datastoreItem xmlns:ds="http://schemas.openxmlformats.org/officeDocument/2006/customXml" ds:itemID="{174E97A4-91FB-984C-ABE2-EB749B0231B4}">
+<ds:datastoreItem xmlns:ds="http://schemas.openxmlformats.org/officeDocument/2006/customXml" ds:itemID="{0800889E-11F4-2840-A804-8C25B80B6922}">
   <ds:schemaRefs>
     <ds:schemaRef ds:uri="http://schemas.openxmlformats.org/officeDocument/2006/bibliography"/>
   </ds:schemaRefs>

--- a/New Tech Resume 2018.docx
+++ b/New Tech Resume 2018.docx
@@ -472,13 +472,7 @@
         <w:rPr>
           <w:rFonts w:ascii="Gill Sans Light" w:hAnsi="Gill Sans Light" w:cs="Gill Sans Light"/>
         </w:rPr>
-        <w:t xml:space="preserve">. </w:t>
-      </w:r>
-      <w:r>
-        <w:rPr>
-          <w:rFonts w:ascii="Gill Sans Light" w:hAnsi="Gill Sans Light" w:cs="Gill Sans Light"/>
-        </w:rPr>
-        <w:t>(</w:t>
+        <w:t>. (</w:t>
       </w:r>
       <w:r>
         <w:rPr>
@@ -491,13 +485,7 @@
         <w:rPr>
           <w:rFonts w:ascii="Gill Sans Light" w:hAnsi="Gill Sans Light" w:cs="Gill Sans Light"/>
         </w:rPr>
-        <w:t>)</w:t>
-      </w:r>
-      <w:r>
-        <w:rPr>
-          <w:rFonts w:ascii="Gill Sans Light" w:hAnsi="Gill Sans Light" w:cs="Gill Sans Light"/>
-        </w:rPr>
-        <w:t xml:space="preserve"> </w:t>
+        <w:t xml:space="preserve">) </w:t>
       </w:r>
       <w:r>
         <w:rPr>
@@ -505,8 +493,6 @@
         </w:rPr>
         <w:t xml:space="preserve">SQL, </w:t>
       </w:r>
-      <w:bookmarkStart w:id="0" w:name="_GoBack"/>
-      <w:bookmarkEnd w:id="0"/>
       <w:r>
         <w:rPr>
           <w:rFonts w:ascii="Gill Sans Light" w:hAnsi="Gill Sans Light"/>
@@ -648,14 +634,58 @@
         <w:rPr>
           <w:rFonts w:ascii="Gill Sans Light" w:hAnsi="Gill Sans Light" w:cs="Gill Sans Light" w:hint="cs"/>
         </w:rPr>
-        <w:t>3x speaker at Meraki’s “Engineering Meetup.” Organized 10-week long Computer Networking study group. Planned office-wide, Pride Month scavenge</w:t>
+        <w:t>3x speaker at Meraki’s “Enginee</w:t>
       </w:r>
       <w:r>
         <w:rPr>
           <w:rFonts w:ascii="Gill Sans Light" w:hAnsi="Gill Sans Light" w:cs="Gill Sans Light" w:hint="cs"/>
         </w:rPr>
+        <w:t xml:space="preserve">ring Meetup.” Organized </w:t>
+      </w:r>
+      <w:r>
+        <w:rPr>
+          <w:rFonts w:ascii="Gill Sans Light" w:hAnsi="Gill Sans Light" w:cs="Gill Sans Light"/>
+        </w:rPr>
+        <w:t>10</w:t>
+      </w:r>
+      <w:r>
+        <w:rPr>
+          <w:rFonts w:ascii="Gill Sans Light" w:hAnsi="Gill Sans Light" w:cs="Gill Sans Light"/>
+        </w:rPr>
+        <w:t>-week</w:t>
+      </w:r>
+      <w:r>
+        <w:rPr>
+          <w:rFonts w:ascii="Gill Sans Light" w:hAnsi="Gill Sans Light" w:cs="Gill Sans Light"/>
+        </w:rPr>
+        <w:t xml:space="preserve"> long</w:t>
+      </w:r>
+      <w:r>
+        <w:rPr>
+          <w:rFonts w:ascii="Gill Sans Light" w:hAnsi="Gill Sans Light" w:cs="Gill Sans Light" w:hint="cs"/>
+        </w:rPr>
+        <w:t xml:space="preserve"> Computer Networking st</w:t>
+      </w:r>
+      <w:r>
+        <w:rPr>
+          <w:rFonts w:ascii="Gill Sans Light" w:hAnsi="Gill Sans Light" w:cs="Gill Sans Light" w:hint="cs"/>
+        </w:rPr>
+        <w:t xml:space="preserve">udy group. Planned office-wide, </w:t>
+      </w:r>
+      <w:r>
+        <w:rPr>
+          <w:rFonts w:ascii="Gill Sans Light" w:hAnsi="Gill Sans Light" w:cs="Gill Sans Light" w:hint="cs"/>
+        </w:rPr>
+        <w:t>Pride Month scavenge</w:t>
+      </w:r>
+      <w:r>
+        <w:rPr>
+          <w:rFonts w:ascii="Gill Sans Light" w:hAnsi="Gill Sans Light" w:cs="Gill Sans Light" w:hint="cs"/>
+        </w:rPr>
         <w:t>r hunt.</w:t>
       </w:r>
+      <w:bookmarkStart w:id="0" w:name="_GoBack"/>
+      <w:bookmarkEnd w:id="0"/>
     </w:p>
     <w:p>
       <w:pPr>
@@ -1112,7 +1142,7 @@
         <w:rPr>
           <w:rFonts w:ascii="Gill Sans Light" w:hAnsi="Gill Sans Light" w:cs="Gill Sans Light"/>
         </w:rPr>
-        <w:t xml:space="preserve">office-wide </w:t>
+        <w:t xml:space="preserve">office-wide, </w:t>
       </w:r>
       <w:r>
         <w:rPr>
@@ -1846,6 +1876,7 @@
           <w:rFonts w:ascii="Gill Sans Light" w:hAnsi="Gill Sans Light" w:cs="Gill Sans Light"/>
         </w:rPr>
       </w:pPr>
+      <w:proofErr w:type="spellStart"/>
       <w:r>
         <w:rPr>
           <w:rFonts w:ascii="Gill Sans SemiBold" w:hAnsi="Gill Sans SemiBold" w:cs="Gill Sans Light"/>
@@ -1854,6 +1885,7 @@
         </w:rPr>
         <w:t>CVHub</w:t>
       </w:r>
+      <w:proofErr w:type="spellEnd"/>
       <w:r>
         <w:rPr>
           <w:rFonts w:ascii="Gill Sans SemiBold" w:hAnsi="Gill Sans SemiBold" w:cs="Gill Sans Light"/>
@@ -7369,6 +7401,7 @@
   <w:style w:type="character" w:default="1" w:styleId="DefaultParagraphFont">
     <w:name w:val="Default Paragraph Font"/>
     <w:uiPriority w:val="1"/>
+    <w:semiHidden/>
     <w:unhideWhenUsed/>
   </w:style>
   <w:style w:type="table" w:default="1" w:styleId="TableNormal">
@@ -7829,7 +7862,7 @@
 </file>
 
 <file path=customXml/itemProps1.xml><?xml version="1.0" encoding="utf-8"?>
-<ds:datastoreItem xmlns:ds="http://schemas.openxmlformats.org/officeDocument/2006/customXml" ds:itemID="{0800889E-11F4-2840-A804-8C25B80B6922}">
+<ds:datastoreItem xmlns:ds="http://schemas.openxmlformats.org/officeDocument/2006/customXml" ds:itemID="{A536BF8E-980A-F34E-A9B1-3374293EC470}">
   <ds:schemaRefs>
     <ds:schemaRef ds:uri="http://schemas.openxmlformats.org/officeDocument/2006/bibliography"/>
   </ds:schemaRefs>

--- a/New Tech Resume 2018.docx
+++ b/New Tech Resume 2018.docx
@@ -684,8 +684,6 @@
         </w:rPr>
         <w:t>r hunt.</w:t>
       </w:r>
-      <w:bookmarkStart w:id="0" w:name="_GoBack"/>
-      <w:bookmarkEnd w:id="0"/>
     </w:p>
     <w:p>
       <w:pPr>
@@ -1445,6 +1443,16 @@
           <w:b/>
           <w:bCs/>
         </w:rPr>
+        <w:t xml:space="preserve">  </w:t>
+      </w:r>
+      <w:bookmarkStart w:id="0" w:name="_GoBack"/>
+      <w:bookmarkEnd w:id="0"/>
+      <w:r>
+        <w:rPr>
+          <w:rFonts w:ascii="Gill Sans SemiBold" w:hAnsi="Gill Sans SemiBold" w:cs="Gill Sans Light"/>
+          <w:b/>
+          <w:bCs/>
+        </w:rPr>
         <w:t>Software Enginee</w:t>
       </w:r>
       <w:r>
@@ -1876,7 +1884,6 @@
           <w:rFonts w:ascii="Gill Sans Light" w:hAnsi="Gill Sans Light" w:cs="Gill Sans Light"/>
         </w:rPr>
       </w:pPr>
-      <w:proofErr w:type="spellStart"/>
       <w:r>
         <w:rPr>
           <w:rFonts w:ascii="Gill Sans SemiBold" w:hAnsi="Gill Sans SemiBold" w:cs="Gill Sans Light"/>
@@ -1885,7 +1892,6 @@
         </w:rPr>
         <w:t>CVHub</w:t>
       </w:r>
-      <w:proofErr w:type="spellEnd"/>
       <w:r>
         <w:rPr>
           <w:rFonts w:ascii="Gill Sans SemiBold" w:hAnsi="Gill Sans SemiBold" w:cs="Gill Sans Light"/>
@@ -7862,7 +7868,7 @@
 </file>
 
 <file path=customXml/itemProps1.xml><?xml version="1.0" encoding="utf-8"?>
-<ds:datastoreItem xmlns:ds="http://schemas.openxmlformats.org/officeDocument/2006/customXml" ds:itemID="{A536BF8E-980A-F34E-A9B1-3374293EC470}">
+<ds:datastoreItem xmlns:ds="http://schemas.openxmlformats.org/officeDocument/2006/customXml" ds:itemID="{09D6F9E5-981E-5B46-ABF7-A8407186D72A}">
   <ds:schemaRefs>
     <ds:schemaRef ds:uri="http://schemas.openxmlformats.org/officeDocument/2006/bibliography"/>
   </ds:schemaRefs>

--- a/New Tech Resume 2018.docx
+++ b/New Tech Resume 2018.docx
@@ -634,12 +634,24 @@
         <w:rPr>
           <w:rFonts w:ascii="Gill Sans Light" w:hAnsi="Gill Sans Light" w:cs="Gill Sans Light" w:hint="cs"/>
         </w:rPr>
-        <w:t>3x speaker at Meraki’s “Enginee</w:t>
+        <w:t>3x speaker at</w:t>
+      </w:r>
+      <w:r>
+        <w:rPr>
+          <w:rFonts w:ascii="Gill Sans Light" w:hAnsi="Gill Sans Light" w:cs="Gill Sans Light"/>
+        </w:rPr>
+        <w:t xml:space="preserve"> </w:t>
       </w:r>
       <w:r>
         <w:rPr>
           <w:rFonts w:ascii="Gill Sans Light" w:hAnsi="Gill Sans Light" w:cs="Gill Sans Light" w:hint="cs"/>
         </w:rPr>
+        <w:t>Meraki’s “Enginee</w:t>
+      </w:r>
+      <w:r>
+        <w:rPr>
+          <w:rFonts w:ascii="Gill Sans Light" w:hAnsi="Gill Sans Light" w:cs="Gill Sans Light" w:hint="cs"/>
+        </w:rPr>
         <w:t xml:space="preserve">ring Meetup.” Organized </w:t>
       </w:r>
       <w:r>
@@ -658,31 +670,85 @@
         <w:rPr>
           <w:rFonts w:ascii="Gill Sans Light" w:hAnsi="Gill Sans Light" w:cs="Gill Sans Light"/>
         </w:rPr>
-        <w:t xml:space="preserve"> long</w:t>
+        <w:t xml:space="preserve"> </w:t>
       </w:r>
       <w:r>
         <w:rPr>
           <w:rFonts w:ascii="Gill Sans Light" w:hAnsi="Gill Sans Light" w:cs="Gill Sans Light" w:hint="cs"/>
         </w:rPr>
-        <w:t xml:space="preserve"> Computer Networking st</w:t>
+        <w:t>Computer Networking st</w:t>
       </w:r>
       <w:r>
         <w:rPr>
           <w:rFonts w:ascii="Gill Sans Light" w:hAnsi="Gill Sans Light" w:cs="Gill Sans Light" w:hint="cs"/>
         </w:rPr>
-        <w:t xml:space="preserve">udy group. Planned office-wide, </w:t>
+        <w:t>udy group.</w:t>
+      </w:r>
+      <w:r>
+        <w:rPr>
+          <w:rFonts w:ascii="Gill Sans Light" w:hAnsi="Gill Sans Light" w:cs="Gill Sans Light"/>
+        </w:rPr>
+        <w:t xml:space="preserve"> Actively involved</w:t>
+      </w:r>
+      <w:r>
+        <w:rPr>
+          <w:rFonts w:ascii="Gill Sans Light" w:hAnsi="Gill Sans Light" w:cs="Gill Sans Light"/>
+        </w:rPr>
+        <w:t xml:space="preserve"> in University </w:t>
+      </w:r>
+      <w:r>
+        <w:rPr>
+          <w:rFonts w:ascii="Gill Sans Light" w:hAnsi="Gill Sans Light" w:cs="Gill Sans Light"/>
+        </w:rPr>
+        <w:t>recruiting</w:t>
+      </w:r>
+      <w:r>
+        <w:rPr>
+          <w:rFonts w:ascii="Gill Sans Light" w:hAnsi="Gill Sans Light" w:cs="Gill Sans Light"/>
+        </w:rPr>
+        <w:t>/interviewing</w:t>
+      </w:r>
+      <w:r>
+        <w:rPr>
+          <w:rFonts w:ascii="Gill Sans Light" w:hAnsi="Gill Sans Light" w:cs="Gill Sans Light"/>
+        </w:rPr>
+        <w:t xml:space="preserve">. </w:t>
       </w:r>
       <w:r>
         <w:rPr>
           <w:rFonts w:ascii="Gill Sans Light" w:hAnsi="Gill Sans Light" w:cs="Gill Sans Light" w:hint="cs"/>
         </w:rPr>
-        <w:t>Pride Month scavenge</w:t>
+        <w:t>Planned</w:t>
+      </w:r>
+      <w:r>
+        <w:rPr>
+          <w:rFonts w:ascii="Gill Sans Light" w:hAnsi="Gill Sans Light" w:cs="Gill Sans Light"/>
+        </w:rPr>
+        <w:t xml:space="preserve"> office-wide</w:t>
       </w:r>
       <w:r>
         <w:rPr>
           <w:rFonts w:ascii="Gill Sans Light" w:hAnsi="Gill Sans Light" w:cs="Gill Sans Light" w:hint="cs"/>
         </w:rPr>
-        <w:t>r hunt.</w:t>
+        <w:t xml:space="preserve"> </w:t>
+      </w:r>
+      <w:r>
+        <w:rPr>
+          <w:rFonts w:ascii="Gill Sans Light" w:hAnsi="Gill Sans Light" w:cs="Gill Sans Light" w:hint="cs"/>
+        </w:rPr>
+        <w:t xml:space="preserve">Pride Month </w:t>
+      </w:r>
+      <w:r>
+        <w:rPr>
+          <w:rFonts w:ascii="Gill Sans Light" w:hAnsi="Gill Sans Light" w:cs="Gill Sans Light"/>
+        </w:rPr>
+        <w:t>activities.</w:t>
+      </w:r>
+      <w:r>
+        <w:rPr>
+          <w:rFonts w:ascii="Gill Sans Light" w:hAnsi="Gill Sans Light" w:cs="Gill Sans Light"/>
+        </w:rPr>
+        <w:t xml:space="preserve"> </w:t>
       </w:r>
     </w:p>
     <w:p>
@@ -784,19 +850,43 @@
         <w:rPr>
           <w:rFonts w:ascii="Gill Sans Light" w:hAnsi="Gill Sans Light" w:cs="Gill Sans Light"/>
         </w:rPr>
-        <w:t>Designed new</w:t>
-      </w:r>
-      <w:r>
-        <w:rPr>
-          <w:rFonts w:ascii="Gill Sans Light" w:hAnsi="Gill Sans Light" w:cs="Gill Sans Light"/>
-        </w:rPr>
-        <w:t xml:space="preserve"> backup service for in-house time-series database to leverage write-ahead-logs, reducing bandwidth usage by &gt;90% in the worst case and ~50% </w:t>
-      </w:r>
-      <w:r>
-        <w:rPr>
-          <w:rFonts w:ascii="Gill Sans Light" w:hAnsi="Gill Sans Light" w:cs="Gill Sans Light"/>
-        </w:rPr>
-        <w:t>on average</w:t>
+        <w:t xml:space="preserve">Reduced </w:t>
+      </w:r>
+      <w:r>
+        <w:rPr>
+          <w:rFonts w:ascii="Gill Sans Light" w:hAnsi="Gill Sans Light" w:cs="Gill Sans Light"/>
+        </w:rPr>
+        <w:t>bandwidth usage of database backups</w:t>
+      </w:r>
+      <w:r>
+        <w:rPr>
+          <w:rFonts w:ascii="Gill Sans Light" w:hAnsi="Gill Sans Light" w:cs="Gill Sans Light"/>
+        </w:rPr>
+        <w:t xml:space="preserve"> </w:t>
+      </w:r>
+      <w:r>
+        <w:rPr>
+          <w:rFonts w:ascii="Gill Sans Light" w:hAnsi="Gill Sans Light" w:cs="Gill Sans Light"/>
+        </w:rPr>
+        <w:t xml:space="preserve">by </w:t>
+      </w:r>
+      <w:r>
+        <w:rPr>
+          <w:rFonts w:ascii="Gill Sans Light" w:hAnsi="Gill Sans Light" w:cs="Gill Sans Light"/>
+        </w:rPr>
+        <w:t>~60% (saving 650TB/month</w:t>
+      </w:r>
+      <w:r>
+        <w:rPr>
+          <w:rFonts w:ascii="Gill Sans Light" w:hAnsi="Gill Sans Light" w:cs="Gill Sans Light"/>
+        </w:rPr>
+        <w:t xml:space="preserve"> in data transfer</w:t>
+      </w:r>
+      <w:r>
+        <w:rPr>
+          <w:rFonts w:ascii="Gill Sans Light" w:hAnsi="Gill Sans Light" w:cs="Gill Sans Light"/>
+        </w:rPr>
+        <w:t>) by designing write-ahead-log-based backup service for in-house time-series database</w:t>
       </w:r>
     </w:p>
     <w:p>
@@ -825,19 +915,37 @@
         <w:rPr>
           <w:rFonts w:ascii="Gill Sans Light" w:hAnsi="Gill Sans Light" w:cs="Gill Sans Light"/>
         </w:rPr>
-        <w:t>Created abstract</w:t>
-      </w:r>
-      <w:r>
-        <w:rPr>
-          <w:rFonts w:ascii="Gill Sans Light" w:hAnsi="Gill Sans Light" w:cs="Gill Sans Light"/>
-        </w:rPr>
-        <w:t>ions for</w:t>
-      </w:r>
-      <w:r>
-        <w:rPr>
-          <w:rFonts w:ascii="Gill Sans Light" w:hAnsi="Gill Sans Light" w:cs="Gill Sans Light"/>
-        </w:rPr>
-        <w:t xml:space="preserve"> on-disk representation of database files</w:t>
+        <w:t xml:space="preserve">Created </w:t>
+      </w:r>
+      <w:r>
+        <w:rPr>
+          <w:rFonts w:ascii="Gill Sans Light" w:hAnsi="Gill Sans Light" w:cs="Gill Sans Light"/>
+        </w:rPr>
+        <w:t xml:space="preserve">Ruby </w:t>
+      </w:r>
+      <w:r>
+        <w:rPr>
+          <w:rFonts w:ascii="Gill Sans Light" w:hAnsi="Gill Sans Light" w:cs="Gill Sans Light"/>
+        </w:rPr>
+        <w:t xml:space="preserve">abstractions for on-disk representation of </w:t>
+      </w:r>
+      <w:r>
+        <w:rPr>
+          <w:rFonts w:ascii="Gill Sans Light" w:hAnsi="Gill Sans Light" w:cs="Gill Sans Light"/>
+        </w:rPr>
+        <w:t xml:space="preserve">time-series </w:t>
+      </w:r>
+      <w:r>
+        <w:rPr>
+          <w:rFonts w:ascii="Gill Sans Light" w:hAnsi="Gill Sans Light" w:cs="Gill Sans Light"/>
+        </w:rPr>
+        <w:t>database</w:t>
+      </w:r>
+      <w:r>
+        <w:rPr>
+          <w:rFonts w:ascii="Gill Sans Light" w:hAnsi="Gill Sans Light" w:cs="Gill Sans Light"/>
+        </w:rPr>
+        <w:t>,</w:t>
       </w:r>
       <w:r>
         <w:rPr>
@@ -849,97 +957,7 @@
         <w:rPr>
           <w:rFonts w:ascii="Gill Sans Light" w:hAnsi="Gill Sans Light" w:cs="Gill Sans Light"/>
         </w:rPr>
-        <w:t>and</w:t>
-      </w:r>
-      <w:r>
-        <w:rPr>
-          <w:rFonts w:ascii="Gill Sans Light" w:hAnsi="Gill Sans Light" w:cs="Gill Sans Light"/>
-        </w:rPr>
-        <w:t xml:space="preserve"> </w:t>
-      </w:r>
-      <w:r>
-        <w:rPr>
-          <w:rFonts w:ascii="Gill Sans Light" w:hAnsi="Gill Sans Light" w:cs="Gill Sans Light"/>
-        </w:rPr>
-        <w:t>common</w:t>
-      </w:r>
-      <w:r>
-        <w:rPr>
-          <w:rFonts w:ascii="Gill Sans Light" w:hAnsi="Gill Sans Light" w:cs="Gill Sans Light"/>
-        </w:rPr>
-        <w:t xml:space="preserve"> </w:t>
-      </w:r>
-      <w:r>
-        <w:rPr>
-          <w:rFonts w:ascii="Gill Sans Light" w:hAnsi="Gill Sans Light" w:cs="Gill Sans Light"/>
-        </w:rPr>
-        <w:t>API</w:t>
-      </w:r>
-      <w:r>
-        <w:rPr>
-          <w:rFonts w:ascii="Gill Sans Light" w:hAnsi="Gill Sans Light" w:cs="Gill Sans Light"/>
-        </w:rPr>
-        <w:t xml:space="preserve"> </w:t>
-      </w:r>
-      <w:r>
-        <w:rPr>
-          <w:rFonts w:ascii="Gill Sans Light" w:hAnsi="Gill Sans Light" w:cs="Gill Sans Light"/>
-        </w:rPr>
-        <w:t>for</w:t>
-      </w:r>
-      <w:r>
-        <w:rPr>
-          <w:rFonts w:ascii="Gill Sans Light" w:hAnsi="Gill Sans Light" w:cs="Gill Sans Light"/>
-        </w:rPr>
-        <w:t xml:space="preserve"> </w:t>
-      </w:r>
-      <w:r>
-        <w:rPr>
-          <w:rFonts w:ascii="Gill Sans Light" w:hAnsi="Gill Sans Light" w:cs="Gill Sans Light"/>
-        </w:rPr>
-        <w:t>local</w:t>
-      </w:r>
-      <w:r>
-        <w:rPr>
-          <w:rFonts w:ascii="Gill Sans Light" w:hAnsi="Gill Sans Light" w:cs="Gill Sans Light"/>
-        </w:rPr>
-        <w:t xml:space="preserve"> </w:t>
-      </w:r>
-      <w:r>
-        <w:rPr>
-          <w:rFonts w:ascii="Gill Sans Light" w:hAnsi="Gill Sans Light" w:cs="Gill Sans Light"/>
-        </w:rPr>
-        <w:t>and</w:t>
-      </w:r>
-      <w:r>
-        <w:rPr>
-          <w:rFonts w:ascii="Gill Sans Light" w:hAnsi="Gill Sans Light" w:cs="Gill Sans Light"/>
-        </w:rPr>
-        <w:t xml:space="preserve"> </w:t>
-      </w:r>
-      <w:r>
-        <w:rPr>
-          <w:rFonts w:ascii="Gill Sans Light" w:hAnsi="Gill Sans Light" w:cs="Gill Sans Light"/>
-        </w:rPr>
-        <w:t>remote</w:t>
-      </w:r>
-      <w:r>
-        <w:rPr>
-          <w:rFonts w:ascii="Gill Sans Light" w:hAnsi="Gill Sans Light" w:cs="Gill Sans Light"/>
-        </w:rPr>
-        <w:t xml:space="preserve"> databases</w:t>
-      </w:r>
-      <w:r>
-        <w:rPr>
-          <w:rFonts w:ascii="Gill Sans Light" w:hAnsi="Gill Sans Light" w:cs="Gill Sans Light"/>
-        </w:rPr>
-        <w:t>,</w:t>
-      </w:r>
-      <w:r>
-        <w:rPr>
-          <w:rFonts w:ascii="Gill Sans Light" w:hAnsi="Gill Sans Light" w:cs="Gill Sans Light"/>
-        </w:rPr>
-        <w:t xml:space="preserve"> </w:t>
+        <w:t xml:space="preserve">increasing testability and </w:t>
       </w:r>
       <w:r>
         <w:rPr>
@@ -951,7 +969,13 @@
         <w:rPr>
           <w:rFonts w:ascii="Gill Sans Light" w:hAnsi="Gill Sans Light" w:cs="Gill Sans Light"/>
         </w:rPr>
-        <w:t xml:space="preserve">domain-specific knowledge needed for development </w:t>
+        <w:t>domain-specific k</w:t>
+      </w:r>
+      <w:r>
+        <w:rPr>
+          <w:rFonts w:ascii="Gill Sans Light" w:hAnsi="Gill Sans Light" w:cs="Gill Sans Light"/>
+        </w:rPr>
+        <w:t>nowledge needed for development</w:t>
       </w:r>
     </w:p>
     <w:p>
@@ -1104,13 +1128,43 @@
         <w:rPr>
           <w:rFonts w:ascii="Gill Sans Light" w:hAnsi="Gill Sans Light" w:cs="Gill Sans Light"/>
         </w:rPr>
-        <w:t>As an active member of LGBTQ ERG, r</w:t>
-      </w:r>
-      <w:r>
-        <w:rPr>
-          <w:rFonts w:ascii="Gill Sans Light" w:hAnsi="Gill Sans Light" w:cs="Gill Sans Light"/>
-        </w:rPr>
-        <w:t>ecruited at Lesbians Who Tech, advocated for increased gr</w:t>
+        <w:t>As an active member of LGBTQ ERG</w:t>
+      </w:r>
+      <w:r>
+        <w:rPr>
+          <w:rFonts w:ascii="Gill Sans Light" w:hAnsi="Gill Sans Light" w:cs="Gill Sans Light"/>
+        </w:rPr>
+        <w:t xml:space="preserve"> (QFAM)</w:t>
+      </w:r>
+      <w:r>
+        <w:rPr>
+          <w:rFonts w:ascii="Gill Sans Light" w:hAnsi="Gill Sans Light" w:cs="Gill Sans Light"/>
+        </w:rPr>
+        <w:t>, r</w:t>
+      </w:r>
+      <w:r>
+        <w:rPr>
+          <w:rFonts w:ascii="Gill Sans Light" w:hAnsi="Gill Sans Light" w:cs="Gill Sans Light"/>
+        </w:rPr>
+        <w:t>ecruited at Lesbians Who Tech</w:t>
+      </w:r>
+      <w:r>
+        <w:rPr>
+          <w:rFonts w:ascii="Gill Sans Light" w:hAnsi="Gill Sans Light" w:cs="Gill Sans Light"/>
+        </w:rPr>
+        <w:t xml:space="preserve"> and</w:t>
+      </w:r>
+      <w:r>
+        <w:rPr>
+          <w:rFonts w:ascii="Gill Sans Light" w:hAnsi="Gill Sans Light" w:cs="Gill Sans Light"/>
+        </w:rPr>
+        <w:t xml:space="preserve"> </w:t>
+      </w:r>
+      <w:r>
+        <w:rPr>
+          <w:rFonts w:ascii="Gill Sans Light" w:hAnsi="Gill Sans Light" w:cs="Gill Sans Light"/>
+        </w:rPr>
+        <w:t>advocated for increased gr</w:t>
       </w:r>
       <w:r>
         <w:rPr>
@@ -1123,30 +1177,6 @@
           <w:rFonts w:ascii="Gill Sans Light" w:hAnsi="Gill Sans Light" w:cs="Gill Sans Light"/>
         </w:rPr>
         <w:t>boarding</w:t>
-      </w:r>
-      <w:r>
-        <w:rPr>
-          <w:rFonts w:ascii="Gill Sans Light" w:hAnsi="Gill Sans Light" w:cs="Gill Sans Light"/>
-        </w:rPr>
-        <w:t>, and helped plan</w:t>
-      </w:r>
-      <w:r>
-        <w:rPr>
-          <w:rFonts w:ascii="Gill Sans Light" w:hAnsi="Gill Sans Light" w:cs="Gill Sans Light"/>
-        </w:rPr>
-        <w:t xml:space="preserve"> </w:t>
-      </w:r>
-      <w:r>
-        <w:rPr>
-          <w:rFonts w:ascii="Gill Sans Light" w:hAnsi="Gill Sans Light" w:cs="Gill Sans Light"/>
-        </w:rPr>
-        <w:t xml:space="preserve">office-wide, </w:t>
-      </w:r>
-      <w:r>
-        <w:rPr>
-          <w:rFonts w:ascii="Gill Sans Light" w:hAnsi="Gill Sans Light" w:cs="Gill Sans Light"/>
-        </w:rPr>
-        <w:t>Pride Month activities</w:t>
       </w:r>
     </w:p>
     <w:p>
@@ -1445,8 +1475,6 @@
         </w:rPr>
         <w:t xml:space="preserve">  </w:t>
       </w:r>
-      <w:bookmarkStart w:id="0" w:name="_GoBack"/>
-      <w:bookmarkEnd w:id="0"/>
       <w:r>
         <w:rPr>
           <w:rFonts w:ascii="Gill Sans SemiBold" w:hAnsi="Gill Sans SemiBold" w:cs="Gill Sans Light"/>
@@ -1560,7 +1588,15 @@
         <w:rPr>
           <w:rFonts w:ascii="Gill Sans Light" w:hAnsi="Gill Sans Light" w:cs="Gill Sans Light"/>
         </w:rPr>
-        <w:t>reated API for scraping, cleaning, and parsing tens of millions of records from the Federal Elections Commission</w:t>
+        <w:t>reated API for scraping, cleaning, and parsing tens of millions of records from the Federal Elect</w:t>
+      </w:r>
+      <w:bookmarkStart w:id="0" w:name="_GoBack"/>
+      <w:bookmarkEnd w:id="0"/>
+      <w:r>
+        <w:rPr>
+          <w:rFonts w:ascii="Gill Sans Light" w:hAnsi="Gill Sans Light" w:cs="Gill Sans Light"/>
+        </w:rPr>
+        <w:t>ions Commission</w:t>
       </w:r>
     </w:p>
     <w:p>
@@ -1780,17 +1816,19 @@
         <w:spacing w:before="140" w:after="100"/>
         <w:ind w:left="432"/>
         <w:rPr>
-          <w:rFonts w:ascii="Gill Sans" w:hAnsi="Gill Sans" w:cs="Gill Sans"/>
-        </w:rPr>
-      </w:pPr>
+          <w:rFonts w:ascii="Gill Sans Light" w:hAnsi="Gill Sans Light" w:cs="Gill Sans Light"/>
+        </w:rPr>
+      </w:pPr>
+      <w:proofErr w:type="spellStart"/>
       <w:r>
         <w:rPr>
           <w:rFonts w:ascii="Gill Sans SemiBold" w:hAnsi="Gill Sans SemiBold" w:cs="Gill Sans Light"/>
           <w:b/>
           <w:bCs/>
         </w:rPr>
-        <w:t>DSF Viz</w:t>
-      </w:r>
+        <w:t>PoliBet</w:t>
+      </w:r>
+      <w:proofErr w:type="spellEnd"/>
       <w:r>
         <w:rPr>
           <w:rFonts w:ascii="Gill Sans SemiBold" w:hAnsi="Gill Sans SemiBold" w:cs="Gill Sans Light"/>
@@ -1809,61 +1847,20 @@
         <w:rPr>
           <w:rFonts w:ascii="Gill Sans Light" w:hAnsi="Gill Sans Light" w:cs="Gill Sans Light"/>
         </w:rPr>
-        <w:t xml:space="preserve">Ruby web app for visualizing </w:t>
-      </w:r>
-      <w:r>
-        <w:rPr>
-          <w:rFonts w:ascii="Gill Sans Light" w:hAnsi="Gill Sans Light" w:cs="Gill Sans Light"/>
-        </w:rPr>
-        <w:t>different</w:t>
-      </w:r>
-      <w:r>
-        <w:rPr>
-          <w:rFonts w:ascii="Gill Sans Light" w:hAnsi="Gill Sans Light" w:cs="Gill Sans Light"/>
-        </w:rPr>
-        <w:t xml:space="preserve"> implementations </w:t>
-      </w:r>
-      <w:r>
-        <w:rPr>
-          <w:rFonts w:ascii="Gill Sans Light" w:hAnsi="Gill Sans Light" w:cs="Gill Sans Light"/>
-        </w:rPr>
-        <w:t>of algorithms on</w:t>
-      </w:r>
-      <w:r>
-        <w:rPr>
-          <w:rFonts w:ascii="Gill Sans Light" w:hAnsi="Gill Sans Light" w:cs="Gill Sans Light"/>
-        </w:rPr>
-        <w:t xml:space="preserve"> disjoint-</w:t>
-      </w:r>
-      <w:r>
-        <w:rPr>
-          <w:rFonts w:ascii="Gill Sans Light" w:hAnsi="Gill Sans Light" w:cs="Gill Sans Light"/>
-        </w:rPr>
-        <w:t>set forests.</w:t>
+        <w:t>AWS-hosted Rails app for scraping, storing, and analyzing political betting market data.</w:t>
+      </w:r>
+      <w:r>
+        <w:rPr>
+          <w:rFonts w:ascii="Gill Sans Light" w:hAnsi="Gill Sans Light" w:cs="Gill Sans Light"/>
+        </w:rPr>
+        <w:t xml:space="preserve"> </w:t>
       </w:r>
       <w:r>
         <w:rPr>
           <w:rFonts w:ascii="Gill Sans Light" w:hAnsi="Gill Sans Light" w:cs="Gill Sans Light"/>
         </w:rPr>
         <w:tab/>
-      </w:r>
-      <w:r>
-        <w:rPr>
-          <w:rFonts w:ascii="Gill Sans Light" w:hAnsi="Gill Sans Light" w:cs="Gill Sans Light"/>
-        </w:rPr>
-        <w:t xml:space="preserve">   </w:t>
-      </w:r>
-      <w:r>
-        <w:rPr>
-          <w:rFonts w:ascii="Gill Sans Light" w:hAnsi="Gill Sans Light" w:cs="Gill Sans Light"/>
-        </w:rPr>
-        <w:t>201</w:t>
-      </w:r>
-      <w:r>
-        <w:rPr>
-          <w:rFonts w:ascii="Gill Sans Light" w:hAnsi="Gill Sans Light" w:cs="Gill Sans Light"/>
-        </w:rPr>
-        <w:t>8</w:t>
+        <w:t xml:space="preserve">   2018</w:t>
       </w:r>
     </w:p>
     <w:p>
@@ -1871,14 +1868,9 @@
         <w:tabs>
           <w:tab w:val="left" w:pos="270"/>
           <w:tab w:val="left" w:pos="720"/>
-          <w:tab w:val="left" w:pos="1440"/>
-          <w:tab w:val="left" w:pos="2160"/>
-          <w:tab w:val="left" w:pos="2880"/>
-          <w:tab w:val="left" w:pos="3600"/>
-          <w:tab w:val="left" w:pos="4320"/>
-          <w:tab w:val="right" w:pos="10800"/>
-        </w:tabs>
-        <w:spacing w:before="100" w:after="100"/>
+          <w:tab w:val="left" w:pos="2099"/>
+        </w:tabs>
+        <w:spacing w:after="100"/>
         <w:ind w:left="432"/>
         <w:rPr>
           <w:rFonts w:ascii="Gill Sans Light" w:hAnsi="Gill Sans Light" w:cs="Gill Sans Light"/>
@@ -1890,92 +1882,93 @@
           <w:b/>
           <w:bCs/>
         </w:rPr>
-        <w:t>CVHub</w:t>
-      </w:r>
+        <w:t>DSF Viz</w:t>
+      </w:r>
+      <w:r>
+        <w:rPr>
+          <w:rFonts w:ascii="Gill Sans Light" w:hAnsi="Gill Sans Light" w:cs="Gill Sans Light"/>
+        </w:rPr>
+        <w:t xml:space="preserve"> | Ruby project v</w:t>
+      </w:r>
+      <w:r>
+        <w:rPr>
+          <w:rFonts w:ascii="Gill Sans Light" w:hAnsi="Gill Sans Light" w:cs="Gill Sans Light"/>
+        </w:rPr>
+        <w:t>isualizing different</w:t>
+      </w:r>
+      <w:r>
+        <w:rPr>
+          <w:rFonts w:ascii="Gill Sans Light" w:hAnsi="Gill Sans Light" w:cs="Gill Sans Light"/>
+        </w:rPr>
+        <w:t xml:space="preserve"> </w:t>
+      </w:r>
+      <w:r>
+        <w:rPr>
+          <w:rFonts w:ascii="Gill Sans Light" w:hAnsi="Gill Sans Light" w:cs="Gill Sans Light"/>
+        </w:rPr>
+        <w:t>implementations of algorithms on</w:t>
+      </w:r>
+      <w:r>
+        <w:rPr>
+          <w:rFonts w:ascii="Gill Sans Light" w:hAnsi="Gill Sans Light" w:cs="Gill Sans Light"/>
+        </w:rPr>
+        <w:t xml:space="preserve"> </w:t>
+      </w:r>
+      <w:r>
+        <w:rPr>
+          <w:rFonts w:ascii="Gill Sans Light" w:hAnsi="Gill Sans Light" w:cs="Gill Sans Light"/>
+        </w:rPr>
+        <w:t>disjoint-set forests.</w:t>
+      </w:r>
+      <w:r>
+        <w:rPr>
+          <w:rFonts w:ascii="Gill Sans Light" w:hAnsi="Gill Sans Light" w:cs="Gill Sans Light"/>
+        </w:rPr>
+        <w:t xml:space="preserve"> </w:t>
+      </w:r>
+      <w:r>
+        <w:rPr>
+          <w:rFonts w:ascii="Gill Sans Light" w:hAnsi="Gill Sans Light" w:cs="Gill Sans Light"/>
+        </w:rPr>
+        <w:tab/>
+        <w:t xml:space="preserve">   </w:t>
+      </w:r>
+      <w:r>
+        <w:rPr>
+          <w:rFonts w:ascii="Gill Sans Light" w:hAnsi="Gill Sans Light" w:cs="Gill Sans Light"/>
+        </w:rPr>
+        <w:t>2018</w:t>
+      </w:r>
+    </w:p>
+    <w:p>
+      <w:pPr>
+        <w:tabs>
+          <w:tab w:val="left" w:pos="270"/>
+          <w:tab w:val="left" w:pos="720"/>
+          <w:tab w:val="left" w:pos="2099"/>
+        </w:tabs>
+        <w:spacing w:after="100"/>
+        <w:ind w:left="432"/>
+        <w:rPr>
+          <w:rFonts w:ascii="Gill Sans Light" w:hAnsi="Gill Sans Light" w:cs="Gill Sans Light"/>
+        </w:rPr>
+      </w:pPr>
+      <w:proofErr w:type="spellStart"/>
       <w:r>
         <w:rPr>
           <w:rFonts w:ascii="Gill Sans SemiBold" w:hAnsi="Gill Sans SemiBold" w:cs="Gill Sans Light"/>
           <w:b/>
           <w:bCs/>
         </w:rPr>
-        <w:t xml:space="preserve"> </w:t>
-      </w:r>
-      <w:r>
-        <w:rPr>
-          <w:rFonts w:ascii="Gill Sans Light" w:hAnsi="Gill Sans Light" w:cs="Gill Sans Light"/>
-        </w:rPr>
-        <w:t>|</w:t>
-      </w:r>
-      <w:r>
-        <w:rPr>
-          <w:rFonts w:ascii="Gill Sans Light" w:hAnsi="Gill Sans Light" w:cs="Gill Sans Light"/>
-        </w:rPr>
-        <w:t xml:space="preserve"> Django-based w</w:t>
-      </w:r>
-      <w:r>
-        <w:rPr>
-          <w:rFonts w:ascii="Gill Sans Light" w:hAnsi="Gill Sans Light" w:cs="Gill Sans Light"/>
-        </w:rPr>
-        <w:t>eb app for crowd-sourced resume editing with “version control.”</w:t>
-      </w:r>
-      <w:r>
-        <w:rPr>
-          <w:rFonts w:ascii="Gill Sans Light" w:hAnsi="Gill Sans Light" w:cs="Gill Sans Light"/>
-        </w:rPr>
-        <w:tab/>
-        <w:t>201</w:t>
-      </w:r>
-      <w:r>
-        <w:rPr>
-          <w:rFonts w:ascii="Gill Sans Light" w:hAnsi="Gill Sans Light" w:cs="Gill Sans Light"/>
-        </w:rPr>
-        <w:t>6-</w:t>
-      </w:r>
-      <w:r>
-        <w:rPr>
-          <w:rFonts w:ascii="Gill Sans Light" w:hAnsi="Gill Sans Light" w:cs="Gill Sans Light"/>
-        </w:rPr>
-        <w:t>1</w:t>
-      </w:r>
-      <w:r>
-        <w:rPr>
-          <w:rFonts w:ascii="Gill Sans Light" w:hAnsi="Gill Sans Light" w:cs="Gill Sans Light"/>
-        </w:rPr>
-        <w:t>7</w:t>
-      </w:r>
-    </w:p>
-    <w:p>
-      <w:pPr>
-        <w:tabs>
-          <w:tab w:val="left" w:pos="270"/>
-          <w:tab w:val="left" w:pos="720"/>
-          <w:tab w:val="left" w:pos="1440"/>
-          <w:tab w:val="left" w:pos="2160"/>
-          <w:tab w:val="left" w:pos="2880"/>
-          <w:tab w:val="left" w:pos="3600"/>
-          <w:tab w:val="left" w:pos="4320"/>
-          <w:tab w:val="right" w:pos="10800"/>
-        </w:tabs>
-        <w:spacing w:before="100" w:after="100"/>
-        <w:ind w:left="432"/>
-        <w:rPr>
-          <w:rFonts w:ascii="Gill Sans" w:hAnsi="Gill Sans" w:cs="Gill Sans"/>
-        </w:rPr>
-      </w:pPr>
+        <w:t>CVHub</w:t>
+      </w:r>
+      <w:proofErr w:type="spellEnd"/>
       <w:r>
         <w:rPr>
           <w:rFonts w:ascii="Gill Sans SemiBold" w:hAnsi="Gill Sans SemiBold" w:cs="Gill Sans Light"/>
           <w:b/>
           <w:bCs/>
         </w:rPr>
-        <w:t>Chirps</w:t>
-      </w:r>
-      <w:r>
-        <w:rPr>
-          <w:rFonts w:ascii="Gill Sans SemiBold" w:hAnsi="Gill Sans SemiBold" w:cs="Gill Sans Light"/>
-          <w:b/>
-          <w:bCs/>
-        </w:rPr>
         <w:t xml:space="preserve"> </w:t>
       </w:r>
       <w:r>
@@ -1987,24 +1980,14 @@
       <w:r>
         <w:rPr>
           <w:rFonts w:ascii="Gill Sans Light" w:hAnsi="Gill Sans Light" w:cs="Gill Sans Light"/>
-          <w:b/>
-          <w:bCs/>
-        </w:rPr>
-        <w:t xml:space="preserve"> </w:t>
-      </w:r>
-      <w:r>
-        <w:rPr>
-          <w:rFonts w:ascii="Gill Sans Light" w:hAnsi="Gill Sans Light" w:cs="Gill Sans Light"/>
-        </w:rPr>
-        <w:t xml:space="preserve">iOS application for school-wide communication. </w:t>
-      </w:r>
-      <w:r>
-        <w:rPr>
-          <w:rFonts w:ascii="Gill Sans Light" w:hAnsi="Gill Sans Light" w:cs="Gill Sans Light"/>
-          <w:i/>
-          <w:iCs/>
-        </w:rPr>
-        <w:t>“Best Design” at 5C Hackathon.</w:t>
+        </w:rPr>
+        <w:t xml:space="preserve"> Django </w:t>
+      </w:r>
+      <w:r>
+        <w:rPr>
+          <w:rFonts w:ascii="Gill Sans Light" w:hAnsi="Gill Sans Light" w:cs="Gill Sans Light"/>
+        </w:rPr>
+        <w:t>app for crowd-sourced resume editing with “version control.”</w:t>
       </w:r>
       <w:r>
         <w:rPr>
@@ -2016,7 +1999,32 @@
         <w:rPr>
           <w:rFonts w:ascii="Gill Sans Light" w:hAnsi="Gill Sans Light" w:cs="Gill Sans Light"/>
         </w:rPr>
-        <w:t>2014</w:t>
+        <w:tab/>
+        <w:t xml:space="preserve">         </w:t>
+      </w:r>
+      <w:r>
+        <w:rPr>
+          <w:rFonts w:ascii="Gill Sans Light" w:hAnsi="Gill Sans Light" w:cs="Gill Sans Light"/>
+        </w:rPr>
+        <w:t>201</w:t>
+      </w:r>
+      <w:r>
+        <w:rPr>
+          <w:rFonts w:ascii="Gill Sans Light" w:hAnsi="Gill Sans Light" w:cs="Gill Sans Light"/>
+        </w:rPr>
+        <w:t>6-</w:t>
+      </w:r>
+      <w:r>
+        <w:rPr>
+          <w:rFonts w:ascii="Gill Sans Light" w:hAnsi="Gill Sans Light" w:cs="Gill Sans Light"/>
+        </w:rPr>
+        <w:t>1</w:t>
+      </w:r>
+      <w:r>
+        <w:rPr>
+          <w:rFonts w:ascii="Gill Sans Light" w:hAnsi="Gill Sans Light" w:cs="Gill Sans Light"/>
+        </w:rPr>
+        <w:t>7</w:t>
       </w:r>
     </w:p>
     <w:p>
@@ -7407,7 +7415,6 @@
   <w:style w:type="character" w:default="1" w:styleId="DefaultParagraphFont">
     <w:name w:val="Default Paragraph Font"/>
     <w:uiPriority w:val="1"/>
-    <w:semiHidden/>
     <w:unhideWhenUsed/>
   </w:style>
   <w:style w:type="table" w:default="1" w:styleId="TableNormal">
@@ -7868,7 +7875,7 @@
 </file>
 
 <file path=customXml/itemProps1.xml><?xml version="1.0" encoding="utf-8"?>
-<ds:datastoreItem xmlns:ds="http://schemas.openxmlformats.org/officeDocument/2006/customXml" ds:itemID="{09D6F9E5-981E-5B46-ABF7-A8407186D72A}">
+<ds:datastoreItem xmlns:ds="http://schemas.openxmlformats.org/officeDocument/2006/customXml" ds:itemID="{29F91BE5-7577-264C-9F5C-2F03A9C373F4}">
   <ds:schemaRefs>
     <ds:schemaRef ds:uri="http://schemas.openxmlformats.org/officeDocument/2006/bibliography"/>
   </ds:schemaRefs>

--- a/New Tech Resume 2018.docx
+++ b/New Tech Resume 2018.docx
@@ -1415,7 +1415,15 @@
         <w:rPr>
           <w:rFonts w:ascii="Gill Sans Light" w:hAnsi="Gill Sans Light" w:cs="Gill Sans Light"/>
         </w:rPr>
-        <w:t xml:space="preserve">Helped test internal tooling allowing for Python </w:t>
+        <w:t>Helped test internal to</w:t>
+      </w:r>
+      <w:bookmarkStart w:id="0" w:name="_GoBack"/>
+      <w:bookmarkEnd w:id="0"/>
+      <w:r>
+        <w:rPr>
+          <w:rFonts w:ascii="Gill Sans Light" w:hAnsi="Gill Sans Light" w:cs="Gill Sans Light"/>
+        </w:rPr>
+        <w:t xml:space="preserve">oling allowing for Python </w:t>
       </w:r>
       <w:r>
         <w:rPr>
@@ -1588,15 +1596,7 @@
         <w:rPr>
           <w:rFonts w:ascii="Gill Sans Light" w:hAnsi="Gill Sans Light" w:cs="Gill Sans Light"/>
         </w:rPr>
-        <w:t>reated API for scraping, cleaning, and parsing tens of millions of records from the Federal Elect</w:t>
-      </w:r>
-      <w:bookmarkStart w:id="0" w:name="_GoBack"/>
-      <w:bookmarkEnd w:id="0"/>
-      <w:r>
-        <w:rPr>
-          <w:rFonts w:ascii="Gill Sans Light" w:hAnsi="Gill Sans Light" w:cs="Gill Sans Light"/>
-        </w:rPr>
-        <w:t>ions Commission</w:t>
+        <w:t>reated API for scraping, cleaning, and parsing tens of millions of records from the Federal Elections Commission</w:t>
       </w:r>
     </w:p>
     <w:p>
@@ -1876,14 +1876,16 @@
           <w:rFonts w:ascii="Gill Sans Light" w:hAnsi="Gill Sans Light" w:cs="Gill Sans Light"/>
         </w:rPr>
       </w:pPr>
+      <w:proofErr w:type="spellStart"/>
       <w:r>
         <w:rPr>
           <w:rFonts w:ascii="Gill Sans SemiBold" w:hAnsi="Gill Sans SemiBold" w:cs="Gill Sans Light"/>
           <w:b/>
           <w:bCs/>
         </w:rPr>
-        <w:t>DSF Viz</w:t>
-      </w:r>
+        <w:t>DSFViz</w:t>
+      </w:r>
+      <w:proofErr w:type="spellEnd"/>
       <w:r>
         <w:rPr>
           <w:rFonts w:ascii="Gill Sans Light" w:hAnsi="Gill Sans Light" w:cs="Gill Sans Light"/>
@@ -1931,13 +1933,7 @@
           <w:rFonts w:ascii="Gill Sans Light" w:hAnsi="Gill Sans Light" w:cs="Gill Sans Light"/>
         </w:rPr>
         <w:tab/>
-        <w:t xml:space="preserve">   </w:t>
-      </w:r>
-      <w:r>
-        <w:rPr>
-          <w:rFonts w:ascii="Gill Sans Light" w:hAnsi="Gill Sans Light" w:cs="Gill Sans Light"/>
-        </w:rPr>
-        <w:t>2018</w:t>
+        <w:t xml:space="preserve">   2018</w:t>
       </w:r>
     </w:p>
     <w:p>
@@ -7415,6 +7411,7 @@
   <w:style w:type="character" w:default="1" w:styleId="DefaultParagraphFont">
     <w:name w:val="Default Paragraph Font"/>
     <w:uiPriority w:val="1"/>
+    <w:semiHidden/>
     <w:unhideWhenUsed/>
   </w:style>
   <w:style w:type="table" w:default="1" w:styleId="TableNormal">
@@ -7875,7 +7872,7 @@
 </file>
 
 <file path=customXml/itemProps1.xml><?xml version="1.0" encoding="utf-8"?>
-<ds:datastoreItem xmlns:ds="http://schemas.openxmlformats.org/officeDocument/2006/customXml" ds:itemID="{29F91BE5-7577-264C-9F5C-2F03A9C373F4}">
+<ds:datastoreItem xmlns:ds="http://schemas.openxmlformats.org/officeDocument/2006/customXml" ds:itemID="{D9C85716-A1B7-2842-9805-508BEF4CD0FE}">
   <ds:schemaRefs>
     <ds:schemaRef ds:uri="http://schemas.openxmlformats.org/officeDocument/2006/bibliography"/>
   </ds:schemaRefs>

--- a/New Tech Resume 2018.docx
+++ b/New Tech Resume 2018.docx
@@ -915,37 +915,25 @@
         <w:rPr>
           <w:rFonts w:ascii="Gill Sans Light" w:hAnsi="Gill Sans Light" w:cs="Gill Sans Light"/>
         </w:rPr>
-        <w:t xml:space="preserve">Created </w:t>
-      </w:r>
-      <w:r>
-        <w:rPr>
-          <w:rFonts w:ascii="Gill Sans Light" w:hAnsi="Gill Sans Light" w:cs="Gill Sans Light"/>
-        </w:rPr>
-        <w:t xml:space="preserve">Ruby </w:t>
-      </w:r>
-      <w:r>
-        <w:rPr>
-          <w:rFonts w:ascii="Gill Sans Light" w:hAnsi="Gill Sans Light" w:cs="Gill Sans Light"/>
-        </w:rPr>
-        <w:t xml:space="preserve">abstractions for on-disk representation of </w:t>
-      </w:r>
-      <w:r>
-        <w:rPr>
-          <w:rFonts w:ascii="Gill Sans Light" w:hAnsi="Gill Sans Light" w:cs="Gill Sans Light"/>
-        </w:rPr>
-        <w:t xml:space="preserve">time-series </w:t>
-      </w:r>
-      <w:r>
-        <w:rPr>
-          <w:rFonts w:ascii="Gill Sans Light" w:hAnsi="Gill Sans Light" w:cs="Gill Sans Light"/>
-        </w:rPr>
-        <w:t>database</w:t>
-      </w:r>
-      <w:r>
-        <w:rPr>
-          <w:rFonts w:ascii="Gill Sans Light" w:hAnsi="Gill Sans Light" w:cs="Gill Sans Light"/>
-        </w:rPr>
-        <w:t>,</w:t>
+        <w:t>Revamped</w:t>
+      </w:r>
+      <w:r>
+        <w:rPr>
+          <w:rFonts w:ascii="Gill Sans Light" w:hAnsi="Gill Sans Light" w:cs="Gill Sans Light"/>
+        </w:rPr>
+        <w:t xml:space="preserve"> monitoring of</w:t>
+      </w:r>
+      <w:r>
+        <w:rPr>
+          <w:rFonts w:ascii="Gill Sans Light" w:hAnsi="Gill Sans Light" w:cs="Gill Sans Light"/>
+        </w:rPr>
+        <w:t xml:space="preserve"> node-to-backend service</w:t>
+      </w:r>
+      <w:r>
+        <w:rPr>
+          <w:rFonts w:ascii="Gill Sans Light" w:hAnsi="Gill Sans Light" w:cs="Gill Sans Light"/>
+        </w:rPr>
+        <w:t xml:space="preserve"> by</w:t>
       </w:r>
       <w:r>
         <w:rPr>
@@ -957,25 +945,55 @@
         <w:rPr>
           <w:rFonts w:ascii="Gill Sans Light" w:hAnsi="Gill Sans Light" w:cs="Gill Sans Light"/>
         </w:rPr>
-        <w:t xml:space="preserve">increasing testability and </w:t>
-      </w:r>
-      <w:r>
-        <w:rPr>
-          <w:rFonts w:ascii="Gill Sans Light" w:hAnsi="Gill Sans Light" w:cs="Gill Sans Light"/>
-        </w:rPr>
-        <w:t xml:space="preserve">decreasing amount of </w:t>
-      </w:r>
-      <w:r>
-        <w:rPr>
-          <w:rFonts w:ascii="Gill Sans Light" w:hAnsi="Gill Sans Light" w:cs="Gill Sans Light"/>
-        </w:rPr>
-        <w:t>domain-specific k</w:t>
-      </w:r>
-      <w:r>
-        <w:rPr>
-          <w:rFonts w:ascii="Gill Sans Light" w:hAnsi="Gill Sans Light" w:cs="Gill Sans Light"/>
-        </w:rPr>
-        <w:t>nowledge needed for development</w:t>
+        <w:t xml:space="preserve">expanding </w:t>
+      </w:r>
+      <w:r>
+        <w:rPr>
+          <w:rFonts w:ascii="Gill Sans Light" w:hAnsi="Gill Sans Light" w:cs="Gill Sans Light"/>
+        </w:rPr>
+        <w:t>number</w:t>
+      </w:r>
+      <w:r>
+        <w:rPr>
+          <w:rFonts w:ascii="Gill Sans Light" w:hAnsi="Gill Sans Light" w:cs="Gill Sans Light"/>
+        </w:rPr>
+        <w:t xml:space="preserve"> of nodes under test</w:t>
+      </w:r>
+      <w:r>
+        <w:rPr>
+          <w:rFonts w:ascii="Gill Sans Light" w:hAnsi="Gill Sans Light" w:cs="Gill Sans Light"/>
+        </w:rPr>
+        <w:t xml:space="preserve"> b</w:t>
+      </w:r>
+      <w:r>
+        <w:rPr>
+          <w:rFonts w:ascii="Gill Sans Light" w:hAnsi="Gill Sans Light" w:cs="Gill Sans Light"/>
+        </w:rPr>
+        <w:t xml:space="preserve">y </w:t>
+      </w:r>
+      <w:r>
+        <w:rPr>
+          <w:rFonts w:ascii="Gill Sans Light" w:hAnsi="Gill Sans Light" w:cs="Gill Sans Light"/>
+        </w:rPr>
+        <w:t>1000x</w:t>
+      </w:r>
+      <w:r>
+        <w:rPr>
+          <w:rFonts w:ascii="Gill Sans Light" w:hAnsi="Gill Sans Light" w:cs="Gill Sans Light"/>
+        </w:rPr>
+        <w:t>, increasing granu</w:t>
+      </w:r>
+      <w:r>
+        <w:rPr>
+          <w:rFonts w:ascii="Gill Sans Light" w:hAnsi="Gill Sans Light" w:cs="Gill Sans Light"/>
+        </w:rPr>
+        <w:t xml:space="preserve">larity of gathered metrics, and </w:t>
+      </w:r>
+      <w:r>
+        <w:rPr>
+          <w:rFonts w:ascii="Gill Sans Light" w:hAnsi="Gill Sans Light" w:cs="Gill Sans Light"/>
+        </w:rPr>
+        <w:t>displaying historical data for additional context</w:t>
       </w:r>
     </w:p>
     <w:p>
@@ -1004,73 +1022,19 @@
         <w:rPr>
           <w:rFonts w:ascii="Gill Sans Light" w:hAnsi="Gill Sans Light" w:cs="Gill Sans Light"/>
         </w:rPr>
-        <w:t>Revamped</w:t>
-      </w:r>
-      <w:r>
-        <w:rPr>
-          <w:rFonts w:ascii="Gill Sans Light" w:hAnsi="Gill Sans Light" w:cs="Gill Sans Light"/>
-        </w:rPr>
-        <w:t xml:space="preserve"> monitoring of</w:t>
-      </w:r>
-      <w:r>
-        <w:rPr>
-          <w:rFonts w:ascii="Gill Sans Light" w:hAnsi="Gill Sans Light" w:cs="Gill Sans Light"/>
-        </w:rPr>
-        <w:t xml:space="preserve"> node-to-backend service</w:t>
-      </w:r>
-      <w:r>
-        <w:rPr>
-          <w:rFonts w:ascii="Gill Sans Light" w:hAnsi="Gill Sans Light" w:cs="Gill Sans Light"/>
-        </w:rPr>
-        <w:t xml:space="preserve"> by</w:t>
-      </w:r>
-      <w:r>
-        <w:rPr>
-          <w:rFonts w:ascii="Gill Sans Light" w:hAnsi="Gill Sans Light" w:cs="Gill Sans Light"/>
-        </w:rPr>
-        <w:t xml:space="preserve"> </w:t>
-      </w:r>
-      <w:r>
-        <w:rPr>
-          <w:rFonts w:ascii="Gill Sans Light" w:hAnsi="Gill Sans Light" w:cs="Gill Sans Light"/>
-        </w:rPr>
-        <w:t xml:space="preserve">expanding </w:t>
-      </w:r>
-      <w:r>
-        <w:rPr>
-          <w:rFonts w:ascii="Gill Sans Light" w:hAnsi="Gill Sans Light" w:cs="Gill Sans Light"/>
-        </w:rPr>
-        <w:t>number</w:t>
-      </w:r>
-      <w:r>
-        <w:rPr>
-          <w:rFonts w:ascii="Gill Sans Light" w:hAnsi="Gill Sans Light" w:cs="Gill Sans Light"/>
-        </w:rPr>
-        <w:t xml:space="preserve"> of nodes under test</w:t>
-      </w:r>
-      <w:r>
-        <w:rPr>
-          <w:rFonts w:ascii="Gill Sans Light" w:hAnsi="Gill Sans Light" w:cs="Gill Sans Light"/>
-        </w:rPr>
-        <w:t xml:space="preserve"> b</w:t>
-      </w:r>
-      <w:r>
-        <w:rPr>
-          <w:rFonts w:ascii="Gill Sans Light" w:hAnsi="Gill Sans Light" w:cs="Gill Sans Light"/>
-        </w:rPr>
-        <w:t xml:space="preserve">y </w:t>
-      </w:r>
-      <w:r>
-        <w:rPr>
-          <w:rFonts w:ascii="Gill Sans Light" w:hAnsi="Gill Sans Light" w:cs="Gill Sans Light"/>
-        </w:rPr>
-        <w:t>1000x</w:t>
-      </w:r>
-      <w:r>
-        <w:rPr>
-          <w:rFonts w:ascii="Gill Sans Light" w:hAnsi="Gill Sans Light" w:cs="Gill Sans Light"/>
-        </w:rPr>
-        <w:t>, increasing granularity of gathered metrics, and displaying historical data for additional context</w:t>
+        <w:t>Re-factored legacy alerting service to reduce rate of improperly sent customer alerts</w:t>
+      </w:r>
+      <w:r>
+        <w:rPr>
+          <w:rFonts w:ascii="Gill Sans Light" w:hAnsi="Gill Sans Light" w:cs="Gill Sans Light"/>
+        </w:rPr>
+        <w:t xml:space="preserve"> and </w:t>
+      </w:r>
+      <w:r>
+        <w:rPr>
+          <w:rFonts w:ascii="Gill Sans Light" w:hAnsi="Gill Sans Light" w:cs="Gill Sans Light"/>
+        </w:rPr>
+        <w:t>wrote short- and long-form documentation of alerting infrastructure</w:t>
       </w:r>
     </w:p>
     <w:p>
@@ -1099,7 +1063,25 @@
         <w:rPr>
           <w:rFonts w:ascii="Gill Sans Light" w:hAnsi="Gill Sans Light" w:cs="Gill Sans Light"/>
         </w:rPr>
-        <w:t>Re-factored legacy alerting service to reduce rate of improperly sent customer alerts and decrease code duplication, then wrote short- and long-form documentation of alerting infrastructure</w:t>
+        <w:t>Created Ruby abstractions for on-disk representation of time-series database</w:t>
+      </w:r>
+      <w:r>
+        <w:rPr>
+          <w:rFonts w:ascii="Gill Sans Light" w:hAnsi="Gill Sans Light" w:cs="Gill Sans Light"/>
+        </w:rPr>
+        <w:t>,</w:t>
+      </w:r>
+      <w:r>
+        <w:rPr>
+          <w:rFonts w:ascii="Gill Sans Light" w:hAnsi="Gill Sans Light" w:cs="Gill Sans Light"/>
+        </w:rPr>
+        <w:t xml:space="preserve"> decreasing amount of domain-specific knowledge needed for development</w:t>
+      </w:r>
+      <w:r>
+        <w:rPr>
+          <w:rFonts w:ascii="Gill Sans Light" w:hAnsi="Gill Sans Light" w:cs="Gill Sans Light"/>
+        </w:rPr>
+        <w:t xml:space="preserve"> and increasing testability</w:t>
       </w:r>
     </w:p>
     <w:p>
@@ -1250,43 +1232,19 @@
         <w:rPr>
           <w:rFonts w:ascii="Gill Sans Light" w:hAnsi="Gill Sans Light" w:cs="Gill Sans Light"/>
         </w:rPr>
-        <w:t>Enabled</w:t>
-      </w:r>
-      <w:r>
-        <w:rPr>
-          <w:rFonts w:ascii="Gill Sans Light" w:hAnsi="Gill Sans Light" w:cs="Gill Sans Light"/>
-        </w:rPr>
-        <w:t xml:space="preserve"> viewing</w:t>
-      </w:r>
-      <w:r>
-        <w:rPr>
-          <w:rFonts w:ascii="Gill Sans Light" w:hAnsi="Gill Sans Light" w:cs="Gill Sans Light"/>
-        </w:rPr>
-        <w:t xml:space="preserve">, filtering, and </w:t>
-      </w:r>
-      <w:r>
-        <w:rPr>
-          <w:rFonts w:ascii="Gill Sans Light" w:hAnsi="Gill Sans Light" w:cs="Gill Sans Light"/>
-        </w:rPr>
-        <w:t>summarizing of</w:t>
-      </w:r>
-      <w:r>
-        <w:rPr>
-          <w:rFonts w:ascii="Gill Sans Light" w:hAnsi="Gill Sans Light" w:cs="Gill Sans Light"/>
-        </w:rPr>
-        <w:t xml:space="preserve"> Enterprise </w:t>
-      </w:r>
-      <w:r>
-        <w:rPr>
-          <w:rFonts w:ascii="Gill Sans Light" w:hAnsi="Gill Sans Light" w:cs="Gill Sans Light"/>
-        </w:rPr>
-        <w:t>R</w:t>
-      </w:r>
-      <w:r>
-        <w:rPr>
-          <w:rFonts w:ascii="Gill Sans Light" w:hAnsi="Gill Sans Light" w:cs="Gill Sans Light"/>
-        </w:rPr>
-        <w:t>eports in the Bloomberg Terminal</w:t>
+        <w:t xml:space="preserve">Led effort to integrate newly-acquired financial </w:t>
+      </w:r>
+      <w:r>
+        <w:rPr>
+          <w:rFonts w:ascii="Gill Sans Light" w:hAnsi="Gill Sans Light" w:cs="Gill Sans Light"/>
+        </w:rPr>
+        <w:t xml:space="preserve">dataset into the </w:t>
+      </w:r>
+      <w:r>
+        <w:rPr>
+          <w:rFonts w:ascii="Gill Sans Light" w:hAnsi="Gill Sans Light" w:cs="Gill Sans Light"/>
+        </w:rPr>
+        <w:t>Bloomberg Terminal</w:t>
       </w:r>
     </w:p>
     <w:p>
@@ -1315,37 +1273,31 @@
         <w:rPr>
           <w:rFonts w:ascii="Gill Sans Light" w:hAnsi="Gill Sans Light" w:cs="Gill Sans Light"/>
         </w:rPr>
-        <w:t xml:space="preserve">Designed indexer to </w:t>
-      </w:r>
-      <w:r>
-        <w:rPr>
-          <w:rFonts w:ascii="Gill Sans Light" w:hAnsi="Gill Sans Light" w:cs="Gill Sans Light"/>
-        </w:rPr>
-        <w:t xml:space="preserve">reduce disk reads when loading </w:t>
-      </w:r>
-      <w:r>
-        <w:rPr>
-          <w:rFonts w:ascii="Gill Sans Light" w:hAnsi="Gill Sans Light" w:cs="Gill Sans Light"/>
-        </w:rPr>
-        <w:t xml:space="preserve">contiguous </w:t>
-      </w:r>
-      <w:r>
-        <w:rPr>
-          <w:rFonts w:ascii="Gill Sans Light" w:hAnsi="Gill Sans Light" w:cs="Gill Sans Light"/>
-        </w:rPr>
-        <w:t xml:space="preserve">subsets of </w:t>
-      </w:r>
-      <w:r>
-        <w:rPr>
-          <w:rFonts w:ascii="Gill Sans Light" w:hAnsi="Gill Sans Light" w:cs="Gill Sans Light"/>
-        </w:rPr>
-        <w:t xml:space="preserve">raw data </w:t>
-      </w:r>
-      <w:r>
-        <w:rPr>
-          <w:rFonts w:ascii="Gill Sans Light" w:hAnsi="Gill Sans Light" w:cs="Gill Sans Light"/>
-        </w:rPr>
-        <w:t>from report files</w:t>
+        <w:t>B</w:t>
+      </w:r>
+      <w:r>
+        <w:rPr>
+          <w:rFonts w:ascii="Gill Sans Light" w:hAnsi="Gill Sans Light" w:cs="Gill Sans Light"/>
+        </w:rPr>
+        <w:t xml:space="preserve">uilt “PivotTable”-like capabilities to enable </w:t>
+      </w:r>
+      <w:r>
+        <w:rPr>
+          <w:rFonts w:ascii="Gill Sans Light" w:hAnsi="Gill Sans Light" w:cs="Gill Sans Light"/>
+        </w:rPr>
+        <w:t xml:space="preserve">filtering, summarizing, and </w:t>
+      </w:r>
+      <w:r>
+        <w:rPr>
+          <w:rFonts w:ascii="Gill Sans Light" w:hAnsi="Gill Sans Light" w:cs="Gill Sans Light"/>
+        </w:rPr>
+        <w:t xml:space="preserve">re-structuring of </w:t>
+      </w:r>
+      <w:r>
+        <w:rPr>
+          <w:rFonts w:ascii="Gill Sans Light" w:hAnsi="Gill Sans Light" w:cs="Gill Sans Light"/>
+        </w:rPr>
+        <w:t>new data</w:t>
       </w:r>
     </w:p>
     <w:p>
@@ -1374,19 +1326,49 @@
         <w:rPr>
           <w:rFonts w:ascii="Gill Sans Light" w:hAnsi="Gill Sans Light" w:cs="Gill Sans Light"/>
         </w:rPr>
-        <w:t xml:space="preserve">Built “PivotTable”-like capabilities to enable arbitrary re-structuring of </w:t>
-      </w:r>
-      <w:r>
-        <w:rPr>
-          <w:rFonts w:ascii="Gill Sans Light" w:hAnsi="Gill Sans Light" w:cs="Gill Sans Light"/>
-        </w:rPr>
-        <w:t xml:space="preserve">hierarchical </w:t>
-      </w:r>
-      <w:r>
-        <w:rPr>
-          <w:rFonts w:ascii="Gill Sans Light" w:hAnsi="Gill Sans Light" w:cs="Gill Sans Light"/>
-        </w:rPr>
-        <w:t xml:space="preserve">report data </w:t>
+        <w:t xml:space="preserve">Designed indexer to </w:t>
+      </w:r>
+      <w:r>
+        <w:rPr>
+          <w:rFonts w:ascii="Gill Sans Light" w:hAnsi="Gill Sans Light" w:cs="Gill Sans Light"/>
+        </w:rPr>
+        <w:t xml:space="preserve">reduce disk reads when loading </w:t>
+      </w:r>
+      <w:r>
+        <w:rPr>
+          <w:rFonts w:ascii="Gill Sans Light" w:hAnsi="Gill Sans Light" w:cs="Gill Sans Light"/>
+        </w:rPr>
+        <w:t xml:space="preserve">contiguous </w:t>
+      </w:r>
+      <w:r>
+        <w:rPr>
+          <w:rFonts w:ascii="Gill Sans Light" w:hAnsi="Gill Sans Light" w:cs="Gill Sans Light"/>
+        </w:rPr>
+        <w:t xml:space="preserve">subsets of </w:t>
+      </w:r>
+      <w:r>
+        <w:rPr>
+          <w:rFonts w:ascii="Gill Sans Light" w:hAnsi="Gill Sans Light" w:cs="Gill Sans Light"/>
+        </w:rPr>
+        <w:t xml:space="preserve">raw data </w:t>
+      </w:r>
+      <w:r>
+        <w:rPr>
+          <w:rFonts w:ascii="Gill Sans Light" w:hAnsi="Gill Sans Light" w:cs="Gill Sans Light"/>
+        </w:rPr>
+        <w:t xml:space="preserve">from </w:t>
+      </w:r>
+      <w:r>
+        <w:rPr>
+          <w:rFonts w:ascii="Gill Sans Light" w:hAnsi="Gill Sans Light" w:cs="Gill Sans Light"/>
+        </w:rPr>
+        <w:t>data</w:t>
+      </w:r>
+      <w:r>
+        <w:rPr>
+          <w:rFonts w:ascii="Gill Sans Light" w:hAnsi="Gill Sans Light" w:cs="Gill Sans Light"/>
+        </w:rPr>
+        <w:t xml:space="preserve"> files</w:t>
       </w:r>
     </w:p>
     <w:p>
@@ -1415,15 +1397,7 @@
         <w:rPr>
           <w:rFonts w:ascii="Gill Sans Light" w:hAnsi="Gill Sans Light" w:cs="Gill Sans Light"/>
         </w:rPr>
-        <w:t>Helped test internal to</w:t>
-      </w:r>
-      <w:bookmarkStart w:id="0" w:name="_GoBack"/>
-      <w:bookmarkEnd w:id="0"/>
-      <w:r>
-        <w:rPr>
-          <w:rFonts w:ascii="Gill Sans Light" w:hAnsi="Gill Sans Light" w:cs="Gill Sans Light"/>
-        </w:rPr>
-        <w:t xml:space="preserve">oling allowing for Python </w:t>
+        <w:t xml:space="preserve">Helped test internal tooling allowing for Python </w:t>
       </w:r>
       <w:r>
         <w:rPr>
@@ -1673,8 +1647,10 @@
         <w:rPr>
           <w:rFonts w:ascii="Gill Sans Light" w:hAnsi="Gill Sans Light" w:cs="Gill Sans Light"/>
         </w:rPr>
-        <w:t>imperfect data entry</w:t>
-      </w:r>
+        <w:t>imperfect data</w:t>
+      </w:r>
+      <w:bookmarkStart w:id="0" w:name="_GoBack"/>
+      <w:bookmarkEnd w:id="0"/>
       <w:r>
         <w:rPr>
           <w:rFonts w:ascii="Gill Sans Light" w:hAnsi="Gill Sans Light" w:cs="Gill Sans Light"/>
@@ -7872,7 +7848,7 @@
 </file>
 
 <file path=customXml/itemProps1.xml><?xml version="1.0" encoding="utf-8"?>
-<ds:datastoreItem xmlns:ds="http://schemas.openxmlformats.org/officeDocument/2006/customXml" ds:itemID="{D9C85716-A1B7-2842-9805-508BEF4CD0FE}">
+<ds:datastoreItem xmlns:ds="http://schemas.openxmlformats.org/officeDocument/2006/customXml" ds:itemID="{C6A2ADD1-0B29-B84C-BEE4-8ABC8ACB6404}">
   <ds:schemaRefs>
     <ds:schemaRef ds:uri="http://schemas.openxmlformats.org/officeDocument/2006/bibliography"/>
   </ds:schemaRefs>
